--- a/docs/product/Lumi_App_Structure.docx
+++ b/docs/product/Lumi_App_Structure.docx
@@ -72,7 +72,7 @@
           <w:sz w:val="22"/>
           <w:szCs w:val="22"/>
         </w:rPr>
-        <w:t xml:space="preserve">После онбординга приложение работает через нижнее меню (Tab Bar) из 3 вкладок. Всё остальное открывается поверх них.</w:t>
+        <w:t xml:space="preserve">После онбординга приложение работает через нижнее меню (Tab Bar) из 3 вкладок. Вкладка «Луми» — центральная, визуально крупнее двух соседних (акцентный элемент меню). Всё остальное открывается поверх этих трёх вкладок.</w:t>
       </w:r>
     </w:p>
     <w:tbl>
@@ -164,7 +164,7 @@
                 <w:sz w:val="20"/>
                 <w:szCs w:val="20"/>
               </w:rPr>
-              <w:t xml:space="preserve">Дом (главная)</w:t>
+              <w:t xml:space="preserve">Курсы (слева)</w:t>
             </w:r>
           </w:p>
         </w:tc>
@@ -187,7 +187,7 @@
                 <w:sz w:val="20"/>
                 <w:szCs w:val="20"/>
               </w:rPr>
-              <w:t xml:space="preserve">Текущий курс, кнопка «Продолжить», прогресс, состояние маскота</w:t>
+              <w:t xml:space="preserve">Список всех курсов: пройденные, текущий, заблокированные</w:t>
             </w:r>
           </w:p>
         </w:tc>
@@ -213,7 +213,7 @@
                 <w:sz w:val="20"/>
                 <w:szCs w:val="20"/>
               </w:rPr>
-              <w:t xml:space="preserve">Курсы</w:t>
+              <w:t xml:space="preserve">Луми (по центру, крупнее)</w:t>
             </w:r>
           </w:p>
         </w:tc>
@@ -237,7 +237,7 @@
                 <w:sz w:val="20"/>
                 <w:szCs w:val="20"/>
               </w:rPr>
-              <w:t xml:space="preserve">Список всех курсов: пройденные, текущий, заблокированные</w:t>
+              <w:t xml:space="preserve">Главный экран: маскот в текущем эмоциональном состоянии, текущий урок, кнопка «Продолжить», прогресс</w:t>
             </w:r>
           </w:p>
         </w:tc>
@@ -262,7 +262,7 @@
                 <w:sz w:val="20"/>
                 <w:szCs w:val="20"/>
               </w:rPr>
-              <w:t xml:space="preserve">Профиль</w:t>
+              <w:t xml:space="preserve">Профиль (справа)</w:t>
             </w:r>
           </w:p>
         </w:tc>
@@ -564,6 +564,353 @@
     </w:p>
     <w:p>
       <w:pPr>
+        <w:pStyle w:val="Heading2"/>
+        <w:spacing w:after="100" w:before="240"/>
+      </w:pPr>
+      <w:r>
+        <w:rPr>
+          <w:b/>
+          <w:bCs/>
+          <w:color w:val="1A1A2E"/>
+          <w:sz w:val="24"/>
+          <w:szCs w:val="24"/>
+        </w:rPr>
+        <w:t xml:space="preserve">2.5 Регистрация (новый экран)</w:t>
+      </w:r>
+    </w:p>
+    <w:p>
+      <w:pPr>
+        <w:spacing w:after="100" w:line="276"/>
+      </w:pPr>
+      <w:r>
+        <w:rPr>
+          <w:i/>
+          <w:iCs/>
+          <w:color w:val="666666"/>
+          <w:sz w:val="22"/>
+          <w:szCs w:val="22"/>
+        </w:rPr>
+        <w:t xml:space="preserve">Sign in with Apple — один тап, без пароля. Расположена ПОСЛЕ экрана персонального плана, ПЕРЕД первым уроком: пользователь уже увидел ценность приложения, поэтому меньше отказов, а прогресс с первого дня не теряется.</w:t>
+      </w:r>
+    </w:p>
+    <w:p>
+      <w:pPr>
+        <w:pStyle w:val="ListParagraph"/>
+        <w:numPr>
+          <w:ilvl w:val="0"/>
+          <w:numId w:val="2"/>
+        </w:numPr>
+        <w:spacing w:after="50" w:line="264"/>
+      </w:pPr>
+      <w:r>
+        <w:rPr>
+          <w:sz w:val="22"/>
+          <w:szCs w:val="22"/>
+        </w:rPr>
+        <w:t xml:space="preserve">Единственный способ входа в MVP — Sign in with Apple (email/пароль не реализуются в MVP).</w:t>
+      </w:r>
+    </w:p>
+    <w:p>
+      <w:pPr>
+        <w:pStyle w:val="ListParagraph"/>
+        <w:numPr>
+          <w:ilvl w:val="0"/>
+          <w:numId w:val="2"/>
+        </w:numPr>
+        <w:spacing w:after="50" w:line="264"/>
+      </w:pPr>
+      <w:r>
+        <w:rPr>
+          <w:sz w:val="22"/>
+          <w:szCs w:val="22"/>
+        </w:rPr>
+        <w:t xml:space="preserve">Пропустить экран нельзя — без аккаунта прогресс не сохраняется между сессиями.</w:t>
+      </w:r>
+    </w:p>
+    <w:p>
+      <w:pPr>
+        <w:pStyle w:val="Heading2"/>
+        <w:spacing w:after="100" w:before="240"/>
+      </w:pPr>
+      <w:r>
+        <w:rPr>
+          <w:b/>
+          <w:bCs/>
+          <w:color w:val="1A1A2E"/>
+          <w:sz w:val="24"/>
+          <w:szCs w:val="24"/>
+        </w:rPr>
+        <w:t xml:space="preserve">2.6 Алгоритм подбора стартового курса</w:t>
+      </w:r>
+    </w:p>
+    <w:tbl>
+      <w:tblPr>
+        <w:tblW w:type="dxa" w:w="8800"/>
+        <w:tblBorders>
+          <w:top w:val="single" w:color="D0C8E8" w:sz="2"/>
+          <w:left w:val="single" w:color="D0C8E8" w:sz="2"/>
+          <w:bottom w:val="single" w:color="D0C8E8" w:sz="2"/>
+          <w:right w:val="single" w:color="D0C8E8" w:sz="2"/>
+          <w:insideH w:val="single" w:color="E0DAF0" w:sz="1"/>
+          <w:insideV w:val="single" w:color="E0DAF0" w:sz="1"/>
+        </w:tblBorders>
+      </w:tblPr>
+      <w:tblGrid>
+        <w:gridCol w:w="2400"/>
+        <w:gridCol w:w="6400"/>
+      </w:tblGrid>
+      <w:tr>
+        <w:trPr>
+          <w:tblHeader/>
+        </w:trPr>
+        <w:tc>
+          <w:tcPr>
+            <w:tcW w:type="dxa" w:w="2400"/>
+            <w:shd w:fill="5B4B9E" w:color="auto" w:val="clear"/>
+            <w:tcMar>
+              <w:top w:type="dxa" w:w="60"/>
+              <w:left w:type="dxa" w:w="100"/>
+              <w:bottom w:type="dxa" w:w="60"/>
+              <w:right w:type="dxa" w:w="100"/>
+            </w:tcMar>
+          </w:tcPr>
+          <w:p>
+            <w:r>
+              <w:rPr>
+                <w:b/>
+                <w:bCs/>
+                <w:color w:val="FFFFFF"/>
+                <w:sz w:val="20"/>
+                <w:szCs w:val="20"/>
+              </w:rPr>
+              <w:t xml:space="preserve">Вопрос</w:t>
+            </w:r>
+          </w:p>
+        </w:tc>
+        <w:tc>
+          <w:tcPr>
+            <w:tcW w:type="dxa" w:w="6400"/>
+            <w:shd w:fill="5B4B9E" w:color="auto" w:val="clear"/>
+            <w:tcMar>
+              <w:top w:type="dxa" w:w="60"/>
+              <w:left w:type="dxa" w:w="100"/>
+              <w:bottom w:type="dxa" w:w="60"/>
+              <w:right w:type="dxa" w:w="100"/>
+            </w:tcMar>
+          </w:tcPr>
+          <w:p>
+            <w:r>
+              <w:rPr>
+                <w:b/>
+                <w:bCs/>
+                <w:color w:val="FFFFFF"/>
+                <w:sz w:val="20"/>
+                <w:szCs w:val="20"/>
+              </w:rPr>
+              <w:t xml:space="preserve">Логика</w:t>
+            </w:r>
+          </w:p>
+        </w:tc>
+      </w:tr>
+      <w:tr>
+        <w:tc>
+          <w:tcPr>
+            <w:tcW w:type="dxa" w:w="2400"/>
+            <w:tcMar>
+              <w:top w:type="dxa" w:w="60"/>
+              <w:left w:type="dxa" w:w="100"/>
+              <w:bottom w:type="dxa" w:w="60"/>
+              <w:right w:type="dxa" w:w="100"/>
+            </w:tcMar>
+          </w:tcPr>
+          <w:p>
+            <w:r>
+              <w:rPr>
+                <w:b w:val="false"/>
+                <w:bCs w:val="false"/>
+                <w:color w:val="000000"/>
+                <w:sz w:val="20"/>
+                <w:szCs w:val="20"/>
+              </w:rPr>
+              <w:t xml:space="preserve">Q2 (проблемная область)</w:t>
+            </w:r>
+          </w:p>
+        </w:tc>
+        <w:tc>
+          <w:tcPr>
+            <w:tcW w:type="dxa" w:w="6400"/>
+            <w:tcMar>
+              <w:top w:type="dxa" w:w="60"/>
+              <w:left w:type="dxa" w:w="100"/>
+              <w:bottom w:type="dxa" w:w="60"/>
+              <w:right w:type="dxa" w:w="100"/>
+            </w:tcMar>
+          </w:tcPr>
+          <w:p>
+            <w:r>
+              <w:rPr>
+                <w:b w:val="false"/>
+                <w:bCs w:val="false"/>
+                <w:color w:val="000000"/>
+                <w:sz w:val="20"/>
+                <w:szCs w:val="20"/>
+              </w:rPr>
+              <w:t xml:space="preserve">Прямое сопоставление: критика себя → курс 1, доброта к себе после ошибок → курс 2, право себя принимать → курс 5, «не знаю» → курс 0</w:t>
+            </w:r>
+          </w:p>
+        </w:tc>
+      </w:tr>
+      <w:tr>
+        <w:tc>
+          <w:tcPr>
+            <w:tcW w:type="dxa" w:w="2400"/>
+            <w:shd w:fill="EDE9F7" w:color="auto" w:val="clear"/>
+            <w:tcMar>
+              <w:top w:type="dxa" w:w="60"/>
+              <w:left w:type="dxa" w:w="100"/>
+              <w:bottom w:type="dxa" w:w="60"/>
+              <w:right w:type="dxa" w:w="100"/>
+            </w:tcMar>
+          </w:tcPr>
+          <w:p>
+            <w:r>
+              <w:rPr>
+                <w:b w:val="false"/>
+                <w:bCs w:val="false"/>
+                <w:color w:val="000000"/>
+                <w:sz w:val="20"/>
+                <w:szCs w:val="20"/>
+              </w:rPr>
+              <w:t xml:space="preserve">Q1 (уверенность 1–5)</w:t>
+            </w:r>
+          </w:p>
+        </w:tc>
+        <w:tc>
+          <w:tcPr>
+            <w:tcW w:type="dxa" w:w="6400"/>
+            <w:shd w:fill="EDE9F7" w:color="auto" w:val="clear"/>
+            <w:tcMar>
+              <w:top w:type="dxa" w:w="60"/>
+              <w:left w:type="dxa" w:w="100"/>
+              <w:bottom w:type="dxa" w:w="60"/>
+              <w:right w:type="dxa" w:w="100"/>
+            </w:tcMar>
+          </w:tcPr>
+          <w:p>
+            <w:r>
+              <w:rPr>
+                <w:b w:val="false"/>
+                <w:bCs w:val="false"/>
+                <w:color w:val="000000"/>
+                <w:sz w:val="20"/>
+                <w:szCs w:val="20"/>
+              </w:rPr>
+              <w:t xml:space="preserve">Если ответ ≤ 2 — старт всегда с курса 0 независимо от Q2; курс по Q2 становится следующим в очереди</w:t>
+            </w:r>
+          </w:p>
+        </w:tc>
+      </w:tr>
+      <w:tr>
+        <w:tc>
+          <w:tcPr>
+            <w:tcW w:type="dxa" w:w="2400"/>
+            <w:tcMar>
+              <w:top w:type="dxa" w:w="60"/>
+              <w:left w:type="dxa" w:w="100"/>
+              <w:bottom w:type="dxa" w:w="60"/>
+              <w:right w:type="dxa" w:w="100"/>
+            </w:tcMar>
+          </w:tcPr>
+          <w:p>
+            <w:r>
+              <w:rPr>
+                <w:b w:val="false"/>
+                <w:bCs w:val="false"/>
+                <w:color w:val="000000"/>
+                <w:sz w:val="20"/>
+                <w:szCs w:val="20"/>
+              </w:rPr>
+              <w:t xml:space="preserve">Q3 (формат)</w:t>
+            </w:r>
+          </w:p>
+        </w:tc>
+        <w:tc>
+          <w:tcPr>
+            <w:tcW w:type="dxa" w:w="6400"/>
+            <w:tcMar>
+              <w:top w:type="dxa" w:w="60"/>
+              <w:left w:type="dxa" w:w="100"/>
+              <w:bottom w:type="dxa" w:w="60"/>
+              <w:right w:type="dxa" w:w="100"/>
+            </w:tcMar>
+          </w:tcPr>
+          <w:p>
+            <w:r>
+              <w:rPr>
+                <w:b w:val="false"/>
+                <w:bCs w:val="false"/>
+                <w:color w:val="000000"/>
+                <w:sz w:val="20"/>
+                <w:szCs w:val="20"/>
+              </w:rPr>
+              <w:t xml:space="preserve">На MVP не влияет на роутинг — сохраняется как метаданные; аудио/интерактивные форматы физически не реализованы в MVP (только текст)</w:t>
+            </w:r>
+          </w:p>
+        </w:tc>
+      </w:tr>
+      <w:tr>
+        <w:tc>
+          <w:tcPr>
+            <w:tcW w:type="dxa" w:w="2400"/>
+            <w:shd w:fill="EDE9F7" w:color="auto" w:val="clear"/>
+            <w:tcMar>
+              <w:top w:type="dxa" w:w="60"/>
+              <w:left w:type="dxa" w:w="100"/>
+              <w:bottom w:type="dxa" w:w="60"/>
+              <w:right w:type="dxa" w:w="100"/>
+            </w:tcMar>
+          </w:tcPr>
+          <w:p>
+            <w:r>
+              <w:rPr>
+                <w:b w:val="false"/>
+                <w:bCs w:val="false"/>
+                <w:color w:val="000000"/>
+                <w:sz w:val="20"/>
+                <w:szCs w:val="20"/>
+              </w:rPr>
+              <w:t xml:space="preserve">Q4 (цель)</w:t>
+            </w:r>
+          </w:p>
+        </w:tc>
+        <w:tc>
+          <w:tcPr>
+            <w:tcW w:type="dxa" w:w="6400"/>
+            <w:shd w:fill="EDE9F7" w:color="auto" w:val="clear"/>
+            <w:tcMar>
+              <w:top w:type="dxa" w:w="60"/>
+              <w:left w:type="dxa" w:w="100"/>
+              <w:bottom w:type="dxa" w:w="60"/>
+              <w:right w:type="dxa" w:w="100"/>
+            </w:tcMar>
+          </w:tcPr>
+          <w:p>
+            <w:r>
+              <w:rPr>
+                <w:b w:val="false"/>
+                <w:bCs w:val="false"/>
+                <w:color w:val="000000"/>
+                <w:sz w:val="20"/>
+                <w:szCs w:val="20"/>
+              </w:rPr>
+              <w:t xml:space="preserve">Не влияет на роутинг — подставляется текстом в экран «Твой план готов»</w:t>
+            </w:r>
+          </w:p>
+        </w:tc>
+      </w:tr>
+    </w:tbl>
+    <w:p>
+      <w:pPr>
         <w:pStyle w:val="Heading1"/>
         <w:spacing w:after="140" w:before="340"/>
       </w:pPr>
@@ -575,7 +922,105 @@
           <w:sz w:val="30"/>
           <w:szCs w:val="30"/>
         </w:rPr>
-        <w:t xml:space="preserve">3. Дом (главный экран)</w:t>
+        <w:t xml:space="preserve">3. Луми (главный экран, центральная вкладка)</w:t>
+      </w:r>
+    </w:p>
+    <w:p>
+      <w:pPr>
+        <w:spacing w:after="100" w:line="276"/>
+      </w:pPr>
+      <w:r>
+        <w:rPr>
+          <w:i/>
+          <w:iCs/>
+          <w:color w:val="666666"/>
+          <w:sz w:val="22"/>
+          <w:szCs w:val="22"/>
+        </w:rPr>
+        <w:t xml:space="preserve">Центральный раздел меню — не просто иконка, а полноценный рабочий экран с реальным функционалом. Обновлено по референс-макету (5 визуальных вариантов).</w:t>
+      </w:r>
+    </w:p>
+    <w:p>
+      <w:pPr>
+        <w:pStyle w:val="Heading2"/>
+        <w:spacing w:after="100" w:before="240"/>
+      </w:pPr>
+      <w:r>
+        <w:rPr>
+          <w:b/>
+          <w:bCs/>
+          <w:color w:val="1A1A2E"/>
+          <w:sz w:val="24"/>
+          <w:szCs w:val="24"/>
+        </w:rPr>
+        <w:t xml:space="preserve">3.1 Верхний блок</w:t>
+      </w:r>
+    </w:p>
+    <w:p>
+      <w:pPr>
+        <w:pStyle w:val="ListParagraph"/>
+        <w:numPr>
+          <w:ilvl w:val="0"/>
+          <w:numId w:val="2"/>
+        </w:numPr>
+        <w:spacing w:after="50" w:line="264"/>
+      </w:pPr>
+      <w:r>
+        <w:rPr>
+          <w:sz w:val="22"/>
+          <w:szCs w:val="22"/>
+        </w:rPr>
+        <w:t xml:space="preserve">Персонализированное приветствие: «Привет, [Имя]!» — имя берётся из онбординга или профиля.</w:t>
+      </w:r>
+    </w:p>
+    <w:p>
+      <w:pPr>
+        <w:pStyle w:val="ListParagraph"/>
+        <w:numPr>
+          <w:ilvl w:val="0"/>
+          <w:numId w:val="2"/>
+        </w:numPr>
+        <w:spacing w:after="50" w:line="264"/>
+      </w:pPr>
+      <w:r>
+        <w:rPr>
+          <w:sz w:val="22"/>
+          <w:szCs w:val="22"/>
+        </w:rPr>
+        <w:t xml:space="preserve">Иконка колокольчика (уведомления) или шестерёнки (настройки) — справа от приветствия.</w:t>
+      </w:r>
+    </w:p>
+    <w:p>
+      <w:pPr>
+        <w:pStyle w:val="ListParagraph"/>
+        <w:numPr>
+          <w:ilvl w:val="0"/>
+          <w:numId w:val="2"/>
+        </w:numPr>
+        <w:spacing w:after="50" w:line="264"/>
+      </w:pPr>
+      <w:r>
+        <w:rPr>
+          <w:sz w:val="22"/>
+          <w:szCs w:val="22"/>
+        </w:rPr>
+        <w:t xml:space="preserve">Статистическая строка из 3 показателей: серия дней (🔥), баланс люменов (⭐), число доступных заморозок (❄️, формат «1/2»).</w:t>
+      </w:r>
+    </w:p>
+    <w:p>
+      <w:pPr>
+        <w:pStyle w:val="Heading2"/>
+        <w:spacing w:after="100" w:before="240"/>
+      </w:pPr>
+      <w:r>
+        <w:rPr>
+          <w:b/>
+          <w:bCs/>
+          <w:color w:val="1A1A2E"/>
+          <w:sz w:val="24"/>
+          <w:szCs w:val="24"/>
+        </w:rPr>
+        <w:t xml:space="preserve">3.2 Маскот и текущий урок</w:t>
       </w:r>
     </w:p>
     <w:p>
@@ -609,58 +1054,222 @@
           <w:sz w:val="22"/>
           <w:szCs w:val="22"/>
         </w:rPr>
-        <w:t xml:space="preserve">Карточка текущего урока с кнопкой «Продолжить».</w:t>
-      </w:r>
-    </w:p>
-    <w:p>
-      <w:pPr>
-        <w:pStyle w:val="ListParagraph"/>
-        <w:numPr>
-          <w:ilvl w:val="0"/>
-          <w:numId w:val="2"/>
-        </w:numPr>
-        <w:spacing w:after="50" w:line="264"/>
-      </w:pPr>
-      <w:r>
-        <w:rPr>
-          <w:sz w:val="22"/>
-          <w:szCs w:val="22"/>
-        </w:rPr>
-        <w:t xml:space="preserve">Индикатор серии дней (streak) — визуальный, без давления.</w:t>
-      </w:r>
-    </w:p>
-    <w:p>
-      <w:pPr>
-        <w:pStyle w:val="ListParagraph"/>
-        <w:numPr>
-          <w:ilvl w:val="0"/>
-          <w:numId w:val="2"/>
-        </w:numPr>
-        <w:spacing w:after="50" w:line="264"/>
-      </w:pPr>
-      <w:r>
-        <w:rPr>
-          <w:sz w:val="22"/>
-          <w:szCs w:val="22"/>
-        </w:rPr>
-        <w:t xml:space="preserve">Полоса прогресса по текущему курсу.</w:t>
-      </w:r>
-    </w:p>
-    <w:p>
-      <w:pPr>
-        <w:pStyle w:val="ListParagraph"/>
-        <w:numPr>
-          <w:ilvl w:val="0"/>
-          <w:numId w:val="2"/>
-        </w:numPr>
-        <w:spacing w:after="50" w:line="264"/>
-      </w:pPr>
-      <w:r>
-        <w:rPr>
-          <w:sz w:val="22"/>
-          <w:szCs w:val="22"/>
-        </w:rPr>
-        <w:t xml:space="preserve">Баланс люменов и текущий уровень (компактно, вверху).</w:t>
+        <w:t xml:space="preserve">Карточка «Продолжи свой путь» / «Текущий урок»: название курса, название и номер урока, полоса прогресса (X/5 уроков), кнопка «Продолжить».</w:t>
+      </w:r>
+    </w:p>
+    <w:p>
+      <w:pPr>
+        <w:pStyle w:val="Heading2"/>
+        <w:spacing w:after="100" w:before="240"/>
+      </w:pPr>
+      <w:r>
+        <w:rPr>
+          <w:b/>
+          <w:bCs/>
+          <w:color w:val="1A1A2E"/>
+          <w:sz w:val="24"/>
+          <w:szCs w:val="24"/>
+        </w:rPr>
+        <w:t xml:space="preserve">3.3 Сегодня для тебя (новый блок)</w:t>
+      </w:r>
+    </w:p>
+    <w:p>
+      <w:pPr>
+        <w:spacing w:after="100" w:line="276"/>
+      </w:pPr>
+      <w:r>
+        <w:rPr>
+          <w:i/>
+          <w:iCs/>
+          <w:color w:val="666666"/>
+          <w:sz w:val="22"/>
+          <w:szCs w:val="22"/>
+        </w:rPr>
+        <w:t xml:space="preserve">Ряд из 4 коротких плиток-практик, отдельных от структурированных уроков курсов. Требует отдельного контента от психолога — источник: библиотека упражнений психологического документа (раздел 3), не пересекается с уроками курсов 0/1/2/5.</w:t>
+      </w:r>
+    </w:p>
+    <w:p>
+      <w:pPr>
+        <w:pStyle w:val="ListParagraph"/>
+        <w:numPr>
+          <w:ilvl w:val="0"/>
+          <w:numId w:val="2"/>
+        </w:numPr>
+        <w:spacing w:after="50" w:line="264"/>
+      </w:pPr>
+      <w:r>
+        <w:rPr>
+          <w:sz w:val="22"/>
+          <w:szCs w:val="22"/>
+        </w:rPr>
+        <w:t xml:space="preserve">Практика (3 мин) — короткое упражнение дня.</w:t>
+      </w:r>
+    </w:p>
+    <w:p>
+      <w:pPr>
+        <w:pStyle w:val="ListParagraph"/>
+        <w:numPr>
+          <w:ilvl w:val="0"/>
+          <w:numId w:val="2"/>
+        </w:numPr>
+        <w:spacing w:after="50" w:line="264"/>
+      </w:pPr>
+      <w:r>
+        <w:rPr>
+          <w:sz w:val="22"/>
+          <w:szCs w:val="22"/>
+        </w:rPr>
+        <w:t xml:space="preserve">Дневник — быстрая запись мысли/благодарности («Записать»).</w:t>
+      </w:r>
+    </w:p>
+    <w:p>
+      <w:pPr>
+        <w:pStyle w:val="ListParagraph"/>
+        <w:numPr>
+          <w:ilvl w:val="0"/>
+          <w:numId w:val="2"/>
+        </w:numPr>
+        <w:spacing w:after="50" w:line="264"/>
+      </w:pPr>
+      <w:r>
+        <w:rPr>
+          <w:sz w:val="22"/>
+          <w:szCs w:val="22"/>
+        </w:rPr>
+        <w:t xml:space="preserve">Дыхание (3 мин) — короткая дыхательная практика.</w:t>
+      </w:r>
+    </w:p>
+    <w:p>
+      <w:pPr>
+        <w:pStyle w:val="ListParagraph"/>
+        <w:numPr>
+          <w:ilvl w:val="0"/>
+          <w:numId w:val="2"/>
+        </w:numPr>
+        <w:spacing w:after="50" w:line="264"/>
+      </w:pPr>
+      <w:r>
+        <w:rPr>
+          <w:sz w:val="22"/>
+          <w:szCs w:val="22"/>
+        </w:rPr>
+        <w:t xml:space="preserve">Аффирмация — короткий текст для чтения («Прочитать»).</w:t>
+      </w:r>
+    </w:p>
+    <w:p>
+      <w:pPr>
+        <w:pStyle w:val="Heading2"/>
+        <w:spacing w:after="100" w:before="240"/>
+      </w:pPr>
+      <w:r>
+        <w:rPr>
+          <w:b/>
+          <w:bCs/>
+          <w:color w:val="1A1A2E"/>
+          <w:sz w:val="24"/>
+          <w:szCs w:val="24"/>
+        </w:rPr>
+        <w:t xml:space="preserve">3.4 Люми сегодня / Гардероб (новый блок)</w:t>
+      </w:r>
+    </w:p>
+    <w:p>
+      <w:pPr>
+        <w:pStyle w:val="ListParagraph"/>
+        <w:numPr>
+          <w:ilvl w:val="0"/>
+          <w:numId w:val="2"/>
+        </w:numPr>
+        <w:spacing w:after="50" w:line="264"/>
+      </w:pPr>
+      <w:r>
+        <w:rPr>
+          <w:sz w:val="22"/>
+          <w:szCs w:val="22"/>
+        </w:rPr>
+        <w:t xml:space="preserve">Карточка-тизер кастомизации маскота прямо на главном экране: «Создай стиль для Луми и подними ему настроение».</w:t>
+      </w:r>
+    </w:p>
+    <w:p>
+      <w:pPr>
+        <w:pStyle w:val="ListParagraph"/>
+        <w:numPr>
+          <w:ilvl w:val="0"/>
+          <w:numId w:val="2"/>
+        </w:numPr>
+        <w:spacing w:after="50" w:line="264"/>
+      </w:pPr>
+      <w:r>
+        <w:rPr>
+          <w:sz w:val="22"/>
+          <w:szCs w:val="22"/>
+        </w:rPr>
+        <w:t xml:space="preserve">Кнопка «Гардероб →» — ведёт в магазин (см. F13), где применяются уже начисленные люмены на скины/аксессуары.</w:t>
+      </w:r>
+    </w:p>
+    <w:p>
+      <w:pPr>
+        <w:pStyle w:val="Heading2"/>
+        <w:spacing w:after="100" w:before="240"/>
+      </w:pPr>
+      <w:r>
+        <w:rPr>
+          <w:b/>
+          <w:bCs/>
+          <w:color w:val="1A1A2E"/>
+          <w:sz w:val="24"/>
+          <w:szCs w:val="24"/>
+        </w:rPr>
+        <w:t xml:space="preserve">3.5 Прогресс курса</w:t>
+      </w:r>
+    </w:p>
+    <w:p>
+      <w:pPr>
+        <w:pStyle w:val="ListParagraph"/>
+        <w:numPr>
+          <w:ilvl w:val="0"/>
+          <w:numId w:val="2"/>
+        </w:numPr>
+        <w:spacing w:after="50" w:line="264"/>
+      </w:pPr>
+      <w:r>
+        <w:rPr>
+          <w:sz w:val="22"/>
+          <w:szCs w:val="22"/>
+        </w:rPr>
+        <w:t xml:space="preserve">Отдельная карточка: название текущего курса, полоса/процент прохождения, ссылка «Следующий урок →».</w:t>
+      </w:r>
+    </w:p>
+    <w:p>
+      <w:pPr>
+        <w:pStyle w:val="Heading2"/>
+        <w:spacing w:after="100" w:before="240"/>
+      </w:pPr>
+      <w:r>
+        <w:rPr>
+          <w:b/>
+          <w:bCs/>
+          <w:color w:val="1A1A2E"/>
+          <w:sz w:val="24"/>
+          <w:szCs w:val="24"/>
+        </w:rPr>
+        <w:t xml:space="preserve">3.6 Мысль дня (новый блок)</w:t>
+      </w:r>
+    </w:p>
+    <w:p>
+      <w:pPr>
+        <w:pStyle w:val="ListParagraph"/>
+        <w:numPr>
+          <w:ilvl w:val="0"/>
+          <w:numId w:val="2"/>
+        </w:numPr>
+        <w:spacing w:after="50" w:line="264"/>
+      </w:pPr>
+      <w:r>
+        <w:rPr>
+          <w:sz w:val="22"/>
+          <w:szCs w:val="22"/>
+        </w:rPr>
+        <w:t xml:space="preserve">Карточка с короткой поддерживающей мыслью/аффирмацией, меняется ежедневно. Тон строго по разделу 5 (тексты Луми) — без давления и токсичной позитивности.</w:t>
       </w:r>
     </w:p>
     <w:p>
@@ -1032,41 +1641,75 @@
           <w:sz w:val="22"/>
           <w:szCs w:val="22"/>
         </w:rPr>
-        <w:t xml:space="preserve">Заморозка дня (30 люменов).</w:t>
-      </w:r>
-    </w:p>
-    <w:p>
-      <w:pPr>
-        <w:pStyle w:val="ListParagraph"/>
-        <w:numPr>
-          <w:ilvl w:val="0"/>
-          <w:numId w:val="2"/>
-        </w:numPr>
-        <w:spacing w:after="50" w:line="264"/>
-      </w:pPr>
-      <w:r>
-        <w:rPr>
-          <w:sz w:val="22"/>
-          <w:szCs w:val="22"/>
-        </w:rPr>
-        <w:t xml:space="preserve">Скины и аксессуары маскота (50–150 люменов).</w:t>
-      </w:r>
-    </w:p>
-    <w:p>
-      <w:pPr>
-        <w:pStyle w:val="ListParagraph"/>
-        <w:numPr>
-          <w:ilvl w:val="0"/>
-          <w:numId w:val="2"/>
-        </w:numPr>
-        <w:spacing w:after="50" w:line="264"/>
-      </w:pPr>
-      <w:r>
-        <w:rPr>
-          <w:sz w:val="22"/>
-          <w:szCs w:val="22"/>
-        </w:rPr>
-        <w:t xml:space="preserve">Секретные техники — бонусные упражнения (40 люменов).</w:t>
+        <w:t xml:space="preserve">Заморозка дня (30 люменов) — доступна с уровня 1.</w:t>
+      </w:r>
+    </w:p>
+    <w:p>
+      <w:pPr>
+        <w:pStyle w:val="ListParagraph"/>
+        <w:numPr>
+          <w:ilvl w:val="0"/>
+          <w:numId w:val="2"/>
+        </w:numPr>
+        <w:spacing w:after="50" w:line="264"/>
+      </w:pPr>
+      <w:r>
+        <w:rPr>
+          <w:sz w:val="22"/>
+          <w:szCs w:val="22"/>
+        </w:rPr>
+        <w:t xml:space="preserve">Обычные аксессуары маскота (50–60 люменов) — с уровня 1.</w:t>
+      </w:r>
+    </w:p>
+    <w:p>
+      <w:pPr>
+        <w:pStyle w:val="ListParagraph"/>
+        <w:numPr>
+          <w:ilvl w:val="0"/>
+          <w:numId w:val="2"/>
+        </w:numPr>
+        <w:spacing w:after="50" w:line="264"/>
+      </w:pPr>
+      <w:r>
+        <w:rPr>
+          <w:sz w:val="22"/>
+          <w:szCs w:val="22"/>
+        </w:rPr>
+        <w:t xml:space="preserve">Редкие аксессуары маскота (70–90 люменов) — открываются с уровня 2.</w:t>
+      </w:r>
+    </w:p>
+    <w:p>
+      <w:pPr>
+        <w:pStyle w:val="ListParagraph"/>
+        <w:numPr>
+          <w:ilvl w:val="0"/>
+          <w:numId w:val="2"/>
+        </w:numPr>
+        <w:spacing w:after="50" w:line="264"/>
+      </w:pPr>
+      <w:r>
+        <w:rPr>
+          <w:sz w:val="22"/>
+          <w:szCs w:val="22"/>
+        </w:rPr>
+        <w:t xml:space="preserve">Эпические аксессуары маскота (100–150 люменов) — открываются с уровня 3.</w:t>
+      </w:r>
+    </w:p>
+    <w:p>
+      <w:pPr>
+        <w:pStyle w:val="ListParagraph"/>
+        <w:numPr>
+          <w:ilvl w:val="0"/>
+          <w:numId w:val="2"/>
+        </w:numPr>
+        <w:spacing w:after="50" w:line="264"/>
+      </w:pPr>
+      <w:r>
+        <w:rPr>
+          <w:sz w:val="22"/>
+          <w:szCs w:val="22"/>
+        </w:rPr>
+        <w:t xml:space="preserve">Секретные техники — бонусные упражнения (40 люменов) — открываются с уровня 2.</w:t>
       </w:r>
     </w:p>
     <w:p>
@@ -1197,7 +1840,7 @@
           <w:sz w:val="22"/>
           <w:szCs w:val="22"/>
         </w:rPr>
-        <w:t xml:space="preserve">Проверенные номера линий помощи (по региону запуска).</w:t>
+        <w:t xml:space="preserve">Проверенные номера линий помощи для региона запуска: СНГ, русский язык (список номеров по странам финализирует психолог).</w:t>
       </w:r>
     </w:p>
     <w:p>
@@ -1512,7 +2155,101 @@
           <w:sz w:val="30"/>
           <w:szCs w:val="30"/>
         </w:rPr>
-        <w:t xml:space="preserve">8. Чего в MVP нет (экраны отложены)</w:t>
+        <w:t xml:space="preserve">8. Виджет на главный экран телефона (новое)</w:t>
+      </w:r>
+    </w:p>
+    <w:p>
+      <w:pPr>
+        <w:spacing w:after="100" w:line="276"/>
+      </w:pPr>
+      <w:r>
+        <w:rPr>
+          <w:sz w:val="22"/>
+          <w:szCs w:val="22"/>
+        </w:rPr>
+        <w:t xml:space="preserve">Отдельный iOS-виджет (WidgetKit), по аналогии с механикой Duolingo, но с собственным углом — не только серия дней.</w:t>
+      </w:r>
+    </w:p>
+    <w:p>
+      <w:pPr>
+        <w:pStyle w:val="ListParagraph"/>
+        <w:numPr>
+          <w:ilvl w:val="0"/>
+          <w:numId w:val="2"/>
+        </w:numPr>
+        <w:spacing w:after="50" w:line="264"/>
+      </w:pPr>
+      <w:r>
+        <w:rPr>
+          <w:sz w:val="22"/>
+          <w:szCs w:val="22"/>
+        </w:rPr>
+        <w:t xml:space="preserve">Размеры: маленький и средний (small/medium WidgetKit family).</w:t>
+      </w:r>
+    </w:p>
+    <w:p>
+      <w:pPr>
+        <w:pStyle w:val="ListParagraph"/>
+        <w:numPr>
+          <w:ilvl w:val="0"/>
+          <w:numId w:val="2"/>
+        </w:numPr>
+        <w:spacing w:after="50" w:line="264"/>
+      </w:pPr>
+      <w:r>
+        <w:rPr>
+          <w:sz w:val="22"/>
+          <w:szCs w:val="22"/>
+        </w:rPr>
+        <w:t xml:space="preserve">Содержимое: серия дней (🔥) + ротация карточки «Мысль дня» (та же логика ротации, что и на главном экране, раздел 3.6).</w:t>
+      </w:r>
+    </w:p>
+    <w:p>
+      <w:pPr>
+        <w:pStyle w:val="ListParagraph"/>
+        <w:numPr>
+          <w:ilvl w:val="0"/>
+          <w:numId w:val="2"/>
+        </w:numPr>
+        <w:spacing w:after="50" w:line="264"/>
+      </w:pPr>
+      <w:r>
+        <w:rPr>
+          <w:sz w:val="22"/>
+          <w:szCs w:val="22"/>
+        </w:rPr>
+        <w:t xml:space="preserve">Технически — отдельный таргет в Xcode-проекте, данные передаются через App Group между приложением и виджетом.</w:t>
+      </w:r>
+    </w:p>
+    <w:p>
+      <w:pPr>
+        <w:spacing w:after="100" w:line="276"/>
+      </w:pPr>
+      <w:r>
+        <w:rPr>
+          <w:i/>
+          <w:iCs/>
+          <w:color w:val="666666"/>
+          <w:sz w:val="22"/>
+          <w:szCs w:val="22"/>
+        </w:rPr>
+        <w:t xml:space="preserve">Объём разработки весомее, чем кнопка внутри приложения — отдельный extension-таргет, timeline provider, обмен данными через App Group. Честно фиксируется как реальная трудозатрата, не тривиальная доработка.</w:t>
+      </w:r>
+    </w:p>
+    <w:p>
+      <w:pPr>
+        <w:pStyle w:val="Heading1"/>
+        <w:spacing w:after="140" w:before="340"/>
+      </w:pPr>
+      <w:r>
+        <w:rPr>
+          <w:b/>
+          <w:bCs/>
+          <w:color w:val="5B4B9E"/>
+          <w:sz w:val="30"/>
+          <w:szCs w:val="30"/>
+        </w:rPr>
+        <w:t xml:space="preserve">9. Чего в MVP нет (экраны отложены)</w:t>
       </w:r>
     </w:p>
     <w:p>
